--- a/Resume-Jesse-Earle.docx
+++ b/Resume-Jesse-Earle.docx
@@ -2,7 +2,7 @@
 <file path=word/document.xml><?xml version="1.0" encoding="utf-8"?>
 <w:document xmlns:w="http://schemas.openxmlformats.org/wordprocessingml/2006/main" xmlns:m="http://schemas.openxmlformats.org/officeDocument/2006/math" xmlns:r="http://schemas.openxmlformats.org/officeDocument/2006/relationships" xmlns:o="urn:schemas-microsoft-com:office:office" xmlns:v="urn:schemas-microsoft-com:vml" xmlns:w10="urn:schemas-microsoft-com:office:word" xmlns:a="http://schemas.openxmlformats.org/drawingml/2006/main" xmlns:pic="http://schemas.openxmlformats.org/drawingml/2006/picture" xmlns:wp="http://schemas.openxmlformats.org/drawingml/2006/wordprocessingDrawing">
   <w:body>
-    <w:bookmarkStart w:id="17" w:name="jesse-earle"/>
+    <w:bookmarkStart w:id="20" w:name="jesse-earle"/>
     <w:p>
       <w:pPr>
         <w:pStyle w:val="Heading1"/>
@@ -11,12 +11,49 @@
         <w:t xml:space="preserve">Jesse Earle</w:t>
       </w:r>
     </w:p>
+    <w:bookmarkStart w:id="11" w:name="senior-fullstack-engineer-architect"/>
+    <w:p>
+      <w:pPr>
+        <w:pStyle w:val="Heading2"/>
+      </w:pPr>
+      <w:r>
+        <w:t xml:space="preserve">Senior Fullstack Engineer &amp; Architect</w:t>
+      </w:r>
+    </w:p>
     <w:p>
       <w:pPr>
         <w:pStyle w:val="FirstParagraph"/>
       </w:pPr>
-      <w:r>
-        <w:t xml:space="preserve">Boston | earle.jesse@gmail.com | (908) 399-1635 | linkedin.com/in/jesse-earle</w:t>
+      <w:hyperlink r:id="rId9">
+        <w:r>
+          <w:rPr>
+            <w:rStyle w:val="Hyperlink"/>
+          </w:rPr>
+          <w:t xml:space="preserve">earle.jesse@gmail.com</w:t>
+        </w:r>
+      </w:hyperlink>
+      <w:r>
+        <w:t xml:space="preserve"> </w:t>
+      </w:r>
+      <w:r>
+        <w:t xml:space="preserve">| (908) 399-1635 |</w:t>
+      </w:r>
+      <w:r>
+        <w:t xml:space="preserve"> </w:t>
+      </w:r>
+      <w:hyperlink r:id="rId10">
+        <w:r>
+          <w:rPr>
+            <w:rStyle w:val="Hyperlink"/>
+          </w:rPr>
+          <w:t xml:space="preserve">linkedin.com/in/jesse-earle</w:t>
+        </w:r>
+      </w:hyperlink>
+      <w:r>
+        <w:t xml:space="preserve"> </w:t>
+      </w:r>
+      <w:r>
+        <w:t xml:space="preserve">| Boston, MA</w:t>
       </w:r>
     </w:p>
     <w:p>
@@ -24,16 +61,152 @@
         <w:pStyle w:val="BodyText"/>
       </w:pPr>
       <w:r>
-        <w:t xml:space="preserve">Senior Fullstack Engineer &amp; Architect with 15+ years of experience architecting and building scalable, data-driven B2B SaaS platforms. Expert in TypeScript, React, and Node.js with a proven history of leading cloud transformations (AWS), implementing monorepo strategies, and delivering robust backend APIs (REST, gRPC).</w:t>
-      </w:r>
-    </w:p>
-    <w:bookmarkStart w:id="9" w:name="core-competencies"/>
+        <w:t xml:space="preserve">Senior Fullstack Engineer &amp; Architect with 15+ years building B2B SaaS platforms and developer APIs across the complete lifecycle. Expert in React, Go, TypeScript, Node.js, and AWS infrastructure with CI/CD, Kubernetes, Docker, Helm, and Terraform.</w:t>
+      </w:r>
+    </w:p>
+    <w:bookmarkEnd w:id="11"/>
+    <w:bookmarkStart w:id="12" w:name="core-competencies"/>
     <w:p>
       <w:pPr>
         <w:pStyle w:val="Heading2"/>
       </w:pPr>
       <w:r>
         <w:t xml:space="preserve">Core Competencies</w:t>
+      </w:r>
+    </w:p>
+    <w:p>
+      <w:pPr>
+        <w:pStyle w:val="FirstParagraph"/>
+      </w:pPr>
+      <w:r>
+        <w:rPr>
+          <w:b/>
+          <w:bCs/>
+          <w:i/>
+          <w:iCs/>
+        </w:rPr>
+        <w:t xml:space="preserve">Leadership &amp; Strategy</w:t>
+      </w:r>
+      <w:r>
+        <w:t xml:space="preserve">:</w:t>
+      </w:r>
+      <w:r>
+        <w:t xml:space="preserve"> </w:t>
+      </w:r>
+      <w:r>
+        <w:br/>
+      </w:r>
+      <w:r>
+        <w:rPr>
+          <w:b/>
+          <w:bCs/>
+          <w:i/>
+          <w:iCs/>
+        </w:rPr>
+        <w:t xml:space="preserve">Architecture &amp; Systems</w:t>
+      </w:r>
+      <w:r>
+        <w:t xml:space="preserve">:</w:t>
+      </w:r>
+      <w:r>
+        <w:t xml:space="preserve"> </w:t>
+      </w:r>
+      <w:r>
+        <w:br/>
+      </w:r>
+      <w:r>
+        <w:rPr>
+          <w:b/>
+          <w:bCs/>
+          <w:i/>
+          <w:iCs/>
+        </w:rPr>
+        <w:t xml:space="preserve">Operational Excellence</w:t>
+      </w:r>
+      <w:r>
+        <w:t xml:space="preserve">:</w:t>
+      </w:r>
+      <w:r>
+        <w:t xml:space="preserve"> </w:t>
+      </w:r>
+      <w:r>
+        <w:br/>
+      </w:r>
+      <w:r>
+        <w:rPr>
+          <w:b/>
+          <w:bCs/>
+          <w:i/>
+          <w:iCs/>
+        </w:rPr>
+        <w:t xml:space="preserve">Languages/Runtimes</w:t>
+      </w:r>
+      <w:r>
+        <w:t xml:space="preserve">:</w:t>
+      </w:r>
+      <w:r>
+        <w:t xml:space="preserve"> </w:t>
+      </w:r>
+      <w:r>
+        <w:br/>
+      </w:r>
+      <w:r>
+        <w:rPr>
+          <w:b/>
+          <w:bCs/>
+          <w:i/>
+          <w:iCs/>
+        </w:rPr>
+        <w:t xml:space="preserve">Cloud &amp; DevOps</w:t>
+      </w:r>
+      <w:r>
+        <w:t xml:space="preserve">:</w:t>
+      </w:r>
+      <w:r>
+        <w:t xml:space="preserve"> </w:t>
+      </w:r>
+      <w:r>
+        <w:br/>
+      </w:r>
+      <w:r>
+        <w:rPr>
+          <w:b/>
+          <w:bCs/>
+          <w:i/>
+          <w:iCs/>
+        </w:rPr>
+        <w:t xml:space="preserve">Libraries/Tooling</w:t>
+      </w:r>
+      <w:r>
+        <w:t xml:space="preserve">:</w:t>
+      </w:r>
+      <w:r>
+        <w:t xml:space="preserve"> </w:t>
+      </w:r>
+    </w:p>
+    <w:bookmarkEnd w:id="12"/>
+    <w:bookmarkStart w:id="19" w:name="professional-experience"/>
+    <w:p>
+      <w:pPr>
+        <w:pStyle w:val="Heading2"/>
+      </w:pPr>
+      <w:r>
+        <w:t xml:space="preserve">Professional Experience</w:t>
+      </w:r>
+    </w:p>
+    <w:bookmarkStart w:id="13" w:name="X734f2e55722219e5227b914f4bfe25e2bb7a245"/>
+    <w:p>
+      <w:pPr>
+        <w:pStyle w:val="Heading3"/>
+      </w:pPr>
+      <w:r>
+        <w:t xml:space="preserve">Founding Developer | Odva.ai</w:t>
+      </w:r>
+      <w:r>
+        <w:t xml:space="preserve"> </w:t>
+      </w:r>
+      <w:r>
+        <w:t xml:space="preserve">02/2025 – Present</w:t>
       </w:r>
     </w:p>
     <w:p>
@@ -45,7 +218,7 @@
         </w:numPr>
       </w:pPr>
       <w:r>
-        <w:t xml:space="preserve">Languages: TypeScript, JavaScript, Go, Rust, Zig</w:t>
+        <w:t xml:space="preserve">Building a Bun monorepo from the ground up for unified backend and frontend APIs.</w:t>
       </w:r>
     </w:p>
     <w:p>
@@ -57,7 +230,7 @@
         </w:numPr>
       </w:pPr>
       <w:r>
-        <w:t xml:space="preserve">Frameworks: React, Node.js, Express</w:t>
+        <w:t xml:space="preserve">Created a TypeScript SSE library for communicating with LLM APIs using OpenRouter.ai’s schema.</w:t>
       </w:r>
     </w:p>
     <w:p>
@@ -69,7 +242,7 @@
         </w:numPr>
       </w:pPr>
       <w:r>
-        <w:t xml:space="preserve">Architecture: System Design, Microservices, REST &amp; gRPC APIs, Monorepos</w:t>
+        <w:t xml:space="preserve">Integrated Llama Guard 4 for real-time safety filtering of LLM inputs.</w:t>
       </w:r>
     </w:p>
     <w:p>
@@ -81,38 +254,23 @@
         </w:numPr>
       </w:pPr>
       <w:r>
-        <w:t xml:space="preserve">Databases: PostgreSQL, MSSQL, Redis, Elasticsearch</w:t>
-      </w:r>
-    </w:p>
-    <w:p>
-      <w:pPr>
-        <w:pStyle w:val="Compact"/>
-        <w:numPr>
-          <w:ilvl w:val="0"/>
-          <w:numId w:val="1001"/>
-        </w:numPr>
-      </w:pPr>
-      <w:r>
-        <w:t xml:space="preserve">Cloud &amp; DevOps: AWS, Docker, CI/CD, Vite, SWC, Webpack, Yarn/PNPM</w:t>
-      </w:r>
-    </w:p>
-    <w:bookmarkEnd w:id="9"/>
-    <w:bookmarkStart w:id="15" w:name="professional-experience"/>
-    <w:p>
-      <w:pPr>
-        <w:pStyle w:val="Heading2"/>
-      </w:pPr>
-      <w:r>
-        <w:t xml:space="preserve">Professional Experience</w:t>
-      </w:r>
-    </w:p>
-    <w:bookmarkStart w:id="10" w:name="Xe394e441a4c25f6019dd14c550eebe396523632"/>
+        <w:t xml:space="preserve">Developed the “Intelliguard” service to filter LLM outputs before reaching agents or users.</w:t>
+      </w:r>
+    </w:p>
+    <w:bookmarkEnd w:id="13"/>
+    <w:bookmarkStart w:id="14" w:name="X40a122425ab2b6de1eed871ef67ee874b7176a1"/>
     <w:p>
       <w:pPr>
         <w:pStyle w:val="Heading3"/>
       </w:pPr>
       <w:r>
-        <w:t xml:space="preserve">Senior Technology Consultant | ExodusPoint - Contract (07/2021 – Present)</w:t>
+        <w:t xml:space="preserve">Senior Technology Consultant | ExodusPoint - Contract</w:t>
+      </w:r>
+      <w:r>
+        <w:t xml:space="preserve"> </w:t>
+      </w:r>
+      <w:r>
+        <w:t xml:space="preserve">07/2021 – 07/2025</w:t>
       </w:r>
     </w:p>
     <w:p>
@@ -124,7 +282,7 @@
         </w:numPr>
       </w:pPr>
       <w:r>
-        <w:t xml:space="preserve">Architected and delivered a real-time dashboard for monitoring trade executions, providing critical visibility for trading operations and improving risk assessment.</w:t>
+        <w:t xml:space="preserve">Overhauled the development and deployment lifecycle by architecting a new CI/CD pipeline (GitLab, Kubernetes, Helm, Docker) and driving adoption of a monorepo strategy (NX, PNPM), which cut CI build times by over 50% and enabled fully automated deployments.</w:t>
       </w:r>
     </w:p>
     <w:p>
@@ -136,7 +294,7 @@
         </w:numPr>
       </w:pPr>
       <w:r>
-        <w:t xml:space="preserve">Drove team-wide adoption of a modern monorepo strategy using NX and PNPM, resulting in a &gt;50% reduction in CI build times and resolving complex dependency conflicts.</w:t>
+        <w:t xml:space="preserve">Architected and delivered a real-time dashboard for monitoring trade executions, providing critical visibility for trading operations and improving risk assessment.</w:t>
       </w:r>
     </w:p>
     <w:p>
@@ -163,26 +321,17 @@
         <w:t xml:space="preserve">Built and deployed core internal tools, including a bonus allocation API and calendar scheduling integrations.</w:t>
       </w:r>
     </w:p>
-    <w:p>
-      <w:pPr>
-        <w:pStyle w:val="FirstParagraph"/>
-      </w:pPr>
-      <w:r>
-        <w:rPr>
-          <w:i/>
-          <w:iCs/>
-        </w:rPr>
-        <w:t xml:space="preserve">Tech: TypeScript, React, Node.js, PostgreSQL, Protobuf, gRPC, Vite, SWC, NX, PNPM</w:t>
-      </w:r>
-    </w:p>
-    <w:bookmarkEnd w:id="10"/>
-    <w:bookmarkStart w:id="11" w:name="X1f682d02411dabb4d3bc86e67fe70e7bdf7e562"/>
+    <w:bookmarkEnd w:id="14"/>
+    <w:bookmarkStart w:id="15" w:name="Xbb6e2e1a5a9ef1cd17d9dda1a287febe1e1bc43"/>
     <w:p>
       <w:pPr>
         <w:pStyle w:val="Heading3"/>
       </w:pPr>
       <w:r>
-        <w:t xml:space="preserve">Vice President / Architect | MSCI Inc. (10/2020 - 11/2023)</w:t>
+        <w:t xml:space="preserve">Lead Software Architect | MSCI Inc. </w:t>
+      </w:r>
+      <w:r>
+        <w:t xml:space="preserve">10/2020 - 11/2023</w:t>
       </w:r>
     </w:p>
     <w:p>
@@ -194,7 +343,7 @@
         </w:numPr>
       </w:pPr>
       <w:r>
-        <w:t xml:space="preserve">Architechted Climate Value-at-Risk dashboard integration, enabling institutional investors to quantify the financial impact of climate change on real estate using a React frontend, REST APIs, and a backend integrating MSSQL and Elasticsearch.</w:t>
+        <w:t xml:space="preserve">Architected Climate Value-at-Risk dashboard integration, enabling institutional investors to quantify the financial impact of climate change on real estate using a React frontend, REST APIs, and a backend integrating MSSQL and Elasticsearch.</w:t>
       </w:r>
     </w:p>
     <w:p>
@@ -233,26 +382,20 @@
         <w:t xml:space="preserve">Designed a monorepo architecture with Yarn workspaces and Vite, enabling code sharing between modern React packages and a legacy AngularJS application.</w:t>
       </w:r>
     </w:p>
-    <w:p>
-      <w:pPr>
-        <w:pStyle w:val="FirstParagraph"/>
-      </w:pPr>
-      <w:r>
-        <w:rPr>
-          <w:i/>
-          <w:iCs/>
-        </w:rPr>
-        <w:t xml:space="preserve">Tech: TypeScript, React, Node.js, MSSQL, Elasticsearch, AWS Cognito, Snowflake, LaunchDarkly, Vite</w:t>
-      </w:r>
-    </w:p>
-    <w:bookmarkEnd w:id="11"/>
-    <w:bookmarkStart w:id="12" w:name="X7af951c9f9154a8a30e3b41c602057359773846"/>
+    <w:bookmarkEnd w:id="15"/>
+    <w:bookmarkStart w:id="16" w:name="Xab4ab9dab894df313192a3e42e06c7f7d0542d6"/>
     <w:p>
       <w:pPr>
         <w:pStyle w:val="Heading3"/>
       </w:pPr>
       <w:r>
-        <w:t xml:space="preserve">Senior Consultant | Morgan Stanley (03/2018 - 08/2020)</w:t>
+        <w:t xml:space="preserve">Senior Technology Consultant | Morgan Stanley</w:t>
+      </w:r>
+      <w:r>
+        <w:t xml:space="preserve"> </w:t>
+      </w:r>
+      <w:r>
+        <w:t xml:space="preserve">03/2018 - 08/2020</w:t>
       </w:r>
     </w:p>
     <w:p>
@@ -279,26 +422,20 @@
         <w:t xml:space="preserve">Led the incremental migration of a large-scale administration platform from AngularJS to React, ensuring zero downtime.</w:t>
       </w:r>
     </w:p>
-    <w:p>
-      <w:pPr>
-        <w:pStyle w:val="FirstParagraph"/>
-      </w:pPr>
-      <w:r>
-        <w:rPr>
-          <w:i/>
-          <w:iCs/>
-        </w:rPr>
-        <w:t xml:space="preserve">Tech: React, React Hooks, Express, Node.js</w:t>
-      </w:r>
-    </w:p>
-    <w:bookmarkEnd w:id="12"/>
-    <w:bookmarkStart w:id="13" w:name="senior-engineer-okcupid-062017-012018"/>
+    <w:bookmarkEnd w:id="16"/>
+    <w:bookmarkStart w:id="17" w:name="X63757d46ce5675b1c62fd548252c1a817f7ff04"/>
     <w:p>
       <w:pPr>
         <w:pStyle w:val="Heading3"/>
       </w:pPr>
       <w:r>
-        <w:t xml:space="preserve">Senior Engineer | OkCupid (06/2017 – 01/2018)</w:t>
+        <w:t xml:space="preserve">Co-Founder | Swett/Pineaapl.io</w:t>
+      </w:r>
+      <w:r>
+        <w:t xml:space="preserve"> </w:t>
+      </w:r>
+      <w:r>
+        <w:t xml:space="preserve">08/2015 – 02/2018</w:t>
       </w:r>
     </w:p>
     <w:p>
@@ -310,19 +447,17 @@
         </w:numPr>
       </w:pPr>
       <w:r>
-        <w:t xml:space="preserve">Developed an administrative portal for content moderators to review user-generated content, improving platform safety and moderation efficiency.</w:t>
-      </w:r>
-    </w:p>
-    <w:p>
-      <w:pPr>
-        <w:pStyle w:val="Compact"/>
-        <w:numPr>
-          <w:ilvl w:val="0"/>
-          <w:numId w:val="1005"/>
-        </w:numPr>
-      </w:pPr>
-      <w:r>
-        <w:t xml:space="preserve">Built a server-side rendering (SSR) service for React applications to improve performance and SEO.</w:t>
+        <w:t xml:space="preserve">Co-founded and engineered an automated B2B analytics system for gyms and service businesses, gathering real-time customer feedback to identify operational weaknesses.</w:t>
+      </w:r>
+    </w:p>
+    <w:bookmarkEnd w:id="17"/>
+    <w:bookmarkStart w:id="18" w:name="education"/>
+    <w:p>
+      <w:pPr>
+        <w:pStyle w:val="Heading3"/>
+      </w:pPr>
+      <w:r>
+        <w:t xml:space="preserve">Education</w:t>
       </w:r>
     </w:p>
     <w:p>
@@ -330,68 +465,18 @@
         <w:pStyle w:val="FirstParagraph"/>
       </w:pPr>
       <w:r>
-        <w:rPr>
-          <w:i/>
-          <w:iCs/>
-        </w:rPr>
-        <w:t xml:space="preserve">Tech: React, Redux, Node.js, Docker</w:t>
-      </w:r>
-    </w:p>
-    <w:bookmarkEnd w:id="13"/>
-    <w:bookmarkStart w:id="14" w:name="X84fd9f7aff7943d892364ae4a52e04152cb0499"/>
-    <w:p>
-      <w:pPr>
-        <w:pStyle w:val="Heading3"/>
-      </w:pPr>
-      <w:r>
-        <w:t xml:space="preserve">Co-Founder | Swett/Pineaapl.io (08/2015 – 12/2017)</w:t>
-      </w:r>
-    </w:p>
-    <w:p>
-      <w:pPr>
-        <w:pStyle w:val="Compact"/>
-        <w:numPr>
-          <w:ilvl w:val="0"/>
-          <w:numId w:val="1006"/>
-        </w:numPr>
-      </w:pPr>
-      <w:r>
-        <w:t xml:space="preserve">Co-founded and engineered an automated B2B analytics system for gyms and service businesses, gathering real-time customer feedback to identify operational weaknesses.</w:t>
-      </w:r>
-    </w:p>
-    <w:p>
-      <w:pPr>
-        <w:pStyle w:val="FirstParagraph"/>
-      </w:pPr>
-      <w:r>
-        <w:rPr>
-          <w:i/>
-          <w:iCs/>
-        </w:rPr>
-        <w:t xml:space="preserve">Tech: Swift, React Native, Node.js, PostgreSQL, Docker, Firebase</w:t>
-      </w:r>
-    </w:p>
-    <w:bookmarkEnd w:id="14"/>
-    <w:bookmarkEnd w:id="15"/>
-    <w:bookmarkStart w:id="16" w:name="education"/>
-    <w:p>
-      <w:pPr>
-        <w:pStyle w:val="Heading2"/>
-      </w:pPr>
-      <w:r>
-        <w:t xml:space="preserve">Education</w:t>
-      </w:r>
-    </w:p>
-    <w:p>
-      <w:pPr>
-        <w:pStyle w:val="FirstParagraph"/>
-      </w:pPr>
-      <w:r>
         <w:t xml:space="preserve">Rutgers, The State University of New Jersey</w:t>
       </w:r>
-    </w:p>
-    <w:bookmarkEnd w:id="16"/>
-    <w:bookmarkEnd w:id="17"/>
+      <w:r>
+        <w:t xml:space="preserve"> </w:t>
+      </w:r>
+      <w:r>
+        <w:t xml:space="preserve">Computer Science</w:t>
+      </w:r>
+    </w:p>
+    <w:bookmarkEnd w:id="18"/>
+    <w:bookmarkEnd w:id="19"/>
+    <w:bookmarkEnd w:id="20"/>
     <w:sectPr>
       <w:footnotePr>
         <w:numRestart w:val="eachSect"/>
@@ -623,9 +708,6 @@
   <w:num w:numId="1005">
     <w:abstractNumId w:val="991"/>
   </w:num>
-  <w:num w:numId="1006">
-    <w:abstractNumId w:val="991"/>
-  </w:num>
 </w:numbering>
 </file>
 
@@ -634,10 +716,10 @@
   <w:docDefaults>
     <w:rPrDefault>
       <w:rPr>
-        <w:rFonts w:asciiTheme="minorHAnsi" w:cstheme="minorBidi" w:eastAsiaTheme="minorHAnsi" w:hAnsiTheme="minorHAnsi"/>
+        <w:rFonts w:asciiTheme="minorHAnsi" w:cstheme="minorBidi" w:eastAsiaTheme="minorEastAsia" w:hAnsiTheme="minorHAnsi"/>
         <w:sz w:val="24"/>
         <w:szCs w:val="24"/>
-        <w:lang w:bidi="ar-SA" w:eastAsia="en-US" w:val="en-US"/>
+        <w:lang w:bidi="ar-SA" w:eastAsia="zh-CN" w:val="en-US"/>
       </w:rPr>
     </w:rPrDefault>
     <w:pPrDefault>
@@ -1178,13 +1260,6 @@
       </w:tblCellMar>
     </w:tblPr>
     <w:tblStylePr w:type="firstRow">
-      <w:tblPr>
-        <w:jc w:val="left"/>
-        <w:tblInd w:type="dxa" w:w="0"/>
-      </w:tblPr>
-      <w:trPr>
-        <w:jc w:val="left"/>
-      </w:trPr>
       <w:tcPr>
         <w:tcBorders>
           <w:bottom w:val="single"/>
